--- a/corpus/synthetic/field-display__005.docx
+++ b/corpus/synthetic/field-display__005.docx
@@ -4,54 +4,19 @@
   <w:body>
     <w:p>
       <w:pPr>
-        <w:spacing w:line="360" w:lineRule="auto"/>
-        <w:jc w:val="left"/>
-        <w:rPr>
-          <w:rFonts w:ascii="宋体" w:eastAsia="宋体"/>
-          <w:sz w:val="24"/>
-        </w:rPr>
+        <w:pStyle w:val="TOC1"/>
+        <w:tabs>
+          <w:tab w:val="right" w:leader="dot" w:pos="9350"/>
+        </w:tabs>
       </w:pPr>
       <w:r>
-        <w:rPr>
-          <w:rFonts w:ascii="宋体" w:eastAsia="宋体"/>
-          <w:sz w:val="24"/>
-        </w:rPr>
-        <w:t>阶走到河</w:t>
+        <w:t>Title</w:t>
       </w:r>
       <w:r>
-        <w:rPr>
-          <w:rFonts w:ascii="宋体" w:eastAsia="宋体"/>
-          <w:sz w:val="24"/>
-        </w:rPr>
-        <w:t xml:space="preserve">     </w:t>
+        <w:tab/>
       </w:r>
       <w:r>
-        <w:rPr>
-          <w:rFonts w:ascii="宋体" w:eastAsia="宋体"/>
-          <w:sz w:val="24"/>
-        </w:rPr>
-        <w:fldChar w:fldCharType="begin"/>
-      </w:r>
-      <w:r>
-        <w:rPr>
-          <w:rFonts w:ascii="宋体" w:eastAsia="宋体"/>
-          <w:sz w:val="24"/>
-        </w:rPr>
-        <w:instrText xml:space="preserve"> INCLUDEPICTURE "/tmp/x.jpeg" \* MERGEFORMATINET </w:instrText>
-      </w:r>
-      <w:r>
-        <w:rPr>
-          <w:rFonts w:ascii="宋体" w:eastAsia="宋体"/>
-          <w:sz w:val="24"/>
-        </w:rPr>
-        <w:fldChar w:fldCharType="end"/>
-      </w:r>
-      <w:r>
-        <w:rPr>
-          <w:rFonts w:ascii="宋体" w:eastAsia="宋体"/>
-          <w:sz w:val="24"/>
-        </w:rPr>
-        <w:t>岸边</w:t>
+        <w:t>3</w:t>
       </w:r>
     </w:p>
     <w:sectPr>
